--- a/public/sales-kit/02-grille-tarifaire-geschool.docx
+++ b/public/sales-kit/02-grille-tarifaire-geschool.docx
@@ -82,7 +82,7 @@
           <w:sz w:val="21"/>
           <w:szCs w:val="21"/>
         </w:rPr>
-        <w:t xml:space="preserve">Des tarifs calculés par élève, rien d'autre : vous payez selon votre effectif réel. Aucun coût caché.</w:t>
+        <w:t xml:space="preserve">C'est le parent qui paie via la plateforme. Chaque versement est automatiquement réparti entre l'école, GESchool et l'affilié : votre établissement reçoit la majorité, sans aucune dépense. Aucun coût caché.</w:t>
       </w:r>
     </w:p>
     <w:p>
@@ -97,7 +97,7 @@
           <w:sz w:val="24"/>
           <w:szCs w:val="24"/>
         </w:rPr>
-        <w:t xml:space="preserve">Tarifs de base</w:t>
+        <w:t xml:space="preserve">Répartition des frais payés par les parents</w:t>
       </w:r>
     </w:p>
     <w:tbl>
@@ -116,11 +116,13 @@
         <w:gridCol w:w="100"/>
         <w:gridCol w:w="100"/>
         <w:gridCol w:w="100"/>
+        <w:gridCol w:w="100"/>
+        <w:gridCol w:w="100"/>
       </w:tblGrid>
       <w:tr>
         <w:tc>
           <w:tcPr>
-            <w:tcW w:type="pct" w:w="33.333333333333336%"/>
+            <w:tcW w:type="pct" w:w="20%"/>
             <w:tcBorders>
               <w:top w:val="single" w:color="E2E8F0" w:sz="2"/>
               <w:left w:val="single" w:color="E2E8F0" w:sz="2"/>
@@ -142,13 +144,13 @@
                 <w:sz w:val="19"/>
                 <w:szCs w:val="19"/>
               </w:rPr>
-              <w:t xml:space="preserve">Élément</w:t>
-            </w:r>
-          </w:p>
-        </w:tc>
-        <w:tc>
-          <w:tcPr>
-            <w:tcW w:type="pct" w:w="33.333333333333336%"/>
+              <w:t xml:space="preserve">Frais</w:t>
+            </w:r>
+          </w:p>
+        </w:tc>
+        <w:tc>
+          <w:tcPr>
+            <w:tcW w:type="pct" w:w="20%"/>
             <w:tcBorders>
               <w:top w:val="single" w:color="E2E8F0" w:sz="2"/>
               <w:left w:val="single" w:color="E2E8F0" w:sz="2"/>
@@ -170,13 +172,13 @@
                 <w:sz w:val="19"/>
                 <w:szCs w:val="19"/>
               </w:rPr>
-              <w:t xml:space="preserve">Prix</w:t>
-            </w:r>
-          </w:p>
-        </w:tc>
-        <w:tc>
-          <w:tcPr>
-            <w:tcW w:type="pct" w:w="33.333333333333336%"/>
+              <w:t xml:space="preserve">Payé par le parent</w:t>
+            </w:r>
+          </w:p>
+        </w:tc>
+        <w:tc>
+          <w:tcPr>
+            <w:tcW w:type="pct" w:w="20%"/>
             <w:tcBorders>
               <w:top w:val="single" w:color="E2E8F0" w:sz="2"/>
               <w:left w:val="single" w:color="E2E8F0" w:sz="2"/>
@@ -198,7 +200,63 @@
                 <w:sz w:val="19"/>
                 <w:szCs w:val="19"/>
               </w:rPr>
-              <w:t xml:space="preserve">Fréquence</w:t>
+              <w:t xml:space="preserve">École</w:t>
+            </w:r>
+          </w:p>
+        </w:tc>
+        <w:tc>
+          <w:tcPr>
+            <w:tcW w:type="pct" w:w="20%"/>
+            <w:tcBorders>
+              <w:top w:val="single" w:color="E2E8F0" w:sz="2"/>
+              <w:left w:val="single" w:color="E2E8F0" w:sz="2"/>
+              <w:bottom w:val="single" w:color="E2E8F0" w:sz="2"/>
+              <w:right w:val="single" w:color="E2E8F0" w:sz="2"/>
+            </w:tcBorders>
+            <w:shd w:fill="F97316" w:color="FFFFFF" w:val="clear"/>
+            <w:vAlign w:val="center"/>
+          </w:tcPr>
+          <w:p>
+            <w:pPr>
+              <w:jc w:val="left"/>
+            </w:pPr>
+            <w:r>
+              <w:rPr>
+                <w:b/>
+                <w:bCs/>
+                <w:color w:val="FFFFFF"/>
+                <w:sz w:val="19"/>
+                <w:szCs w:val="19"/>
+              </w:rPr>
+              <w:t xml:space="preserve">GESchool</w:t>
+            </w:r>
+          </w:p>
+        </w:tc>
+        <w:tc>
+          <w:tcPr>
+            <w:tcW w:type="pct" w:w="20%"/>
+            <w:tcBorders>
+              <w:top w:val="single" w:color="E2E8F0" w:sz="2"/>
+              <w:left w:val="single" w:color="E2E8F0" w:sz="2"/>
+              <w:bottom w:val="single" w:color="E2E8F0" w:sz="2"/>
+              <w:right w:val="single" w:color="E2E8F0" w:sz="2"/>
+            </w:tcBorders>
+            <w:shd w:fill="F97316" w:color="FFFFFF" w:val="clear"/>
+            <w:vAlign w:val="center"/>
+          </w:tcPr>
+          <w:p>
+            <w:pPr>
+              <w:jc w:val="left"/>
+            </w:pPr>
+            <w:r>
+              <w:rPr>
+                <w:b/>
+                <w:bCs/>
+                <w:color w:val="FFFFFF"/>
+                <w:sz w:val="19"/>
+                <w:szCs w:val="19"/>
+              </w:rPr>
+              <w:t xml:space="preserve">Affilié</w:t>
             </w:r>
           </w:p>
         </w:tc>
@@ -206,7 +264,7 @@
       <w:tr>
         <w:tc>
           <w:tcPr>
-            <w:tcW w:type="pct" w:w="33.333333333333336%"/>
+            <w:tcW w:type="pct" w:w="20%"/>
             <w:tcBorders>
               <w:top w:val="single" w:color="E2E8F0" w:sz="2"/>
               <w:left w:val="single" w:color="E2E8F0" w:sz="2"/>
@@ -227,13 +285,13 @@
                 <w:sz w:val="19"/>
                 <w:szCs w:val="19"/>
               </w:rPr>
-              <w:t xml:space="preserve">Mise en service de la plateforme</w:t>
-            </w:r>
-          </w:p>
-        </w:tc>
-        <w:tc>
-          <w:tcPr>
-            <w:tcW w:type="pct" w:w="33.333333333333336%"/>
+              <w:t xml:space="preserve">Inscription (1ère année, une seule fois)</w:t>
+            </w:r>
+          </w:p>
+        </w:tc>
+        <w:tc>
+          <w:tcPr>
+            <w:tcW w:type="pct" w:w="20%"/>
             <w:tcBorders>
               <w:top w:val="single" w:color="E2E8F0" w:sz="2"/>
               <w:left w:val="single" w:color="E2E8F0" w:sz="2"/>
@@ -260,28 +318,82 @@
         </w:tc>
         <w:tc>
           <w:tcPr>
-            <w:tcW w:type="pct" w:w="33.333333333333336%"/>
-            <w:tcBorders>
-              <w:top w:val="single" w:color="E2E8F0" w:sz="2"/>
-              <w:left w:val="single" w:color="E2E8F0" w:sz="2"/>
-              <w:bottom w:val="single" w:color="E2E8F0" w:sz="2"/>
-              <w:right w:val="single" w:color="E2E8F0" w:sz="2"/>
-            </w:tcBorders>
-            <w:vAlign w:val="center"/>
-          </w:tcPr>
-          <w:p>
-            <w:pPr>
-              <w:jc w:val="left"/>
-            </w:pPr>
-            <w:r>
-              <w:rPr>
-                <w:b w:val="false"/>
-                <w:bCs w:val="false"/>
-                <w:color w:val="1F2937"/>
-                <w:sz w:val="19"/>
-                <w:szCs w:val="19"/>
-              </w:rPr>
-              <w:t xml:space="preserve">Une seule fois, à l'activation</w:t>
+            <w:tcW w:type="pct" w:w="20%"/>
+            <w:tcBorders>
+              <w:top w:val="single" w:color="E2E8F0" w:sz="2"/>
+              <w:left w:val="single" w:color="E2E8F0" w:sz="2"/>
+              <w:bottom w:val="single" w:color="E2E8F0" w:sz="2"/>
+              <w:right w:val="single" w:color="E2E8F0" w:sz="2"/>
+            </w:tcBorders>
+            <w:vAlign w:val="center"/>
+          </w:tcPr>
+          <w:p>
+            <w:pPr>
+              <w:jc w:val="left"/>
+            </w:pPr>
+            <w:r>
+              <w:rPr>
+                <w:b w:val="false"/>
+                <w:bCs w:val="false"/>
+                <w:color w:val="1F2937"/>
+                <w:sz w:val="19"/>
+                <w:szCs w:val="19"/>
+              </w:rPr>
+              <w:t xml:space="preserve">1 000 FCFA</w:t>
+            </w:r>
+          </w:p>
+        </w:tc>
+        <w:tc>
+          <w:tcPr>
+            <w:tcW w:type="pct" w:w="20%"/>
+            <w:tcBorders>
+              <w:top w:val="single" w:color="E2E8F0" w:sz="2"/>
+              <w:left w:val="single" w:color="E2E8F0" w:sz="2"/>
+              <w:bottom w:val="single" w:color="E2E8F0" w:sz="2"/>
+              <w:right w:val="single" w:color="E2E8F0" w:sz="2"/>
+            </w:tcBorders>
+            <w:vAlign w:val="center"/>
+          </w:tcPr>
+          <w:p>
+            <w:pPr>
+              <w:jc w:val="left"/>
+            </w:pPr>
+            <w:r>
+              <w:rPr>
+                <w:b w:val="false"/>
+                <w:bCs w:val="false"/>
+                <w:color w:val="1F2937"/>
+                <w:sz w:val="19"/>
+                <w:szCs w:val="19"/>
+              </w:rPr>
+              <w:t xml:space="preserve">500 FCFA</w:t>
+            </w:r>
+          </w:p>
+        </w:tc>
+        <w:tc>
+          <w:tcPr>
+            <w:tcW w:type="pct" w:w="20%"/>
+            <w:tcBorders>
+              <w:top w:val="single" w:color="E2E8F0" w:sz="2"/>
+              <w:left w:val="single" w:color="E2E8F0" w:sz="2"/>
+              <w:bottom w:val="single" w:color="E2E8F0" w:sz="2"/>
+              <w:right w:val="single" w:color="E2E8F0" w:sz="2"/>
+            </w:tcBorders>
+            <w:vAlign w:val="center"/>
+          </w:tcPr>
+          <w:p>
+            <w:pPr>
+              <w:jc w:val="left"/>
+            </w:pPr>
+            <w:r>
+              <w:rPr>
+                <w:b w:val="false"/>
+                <w:bCs w:val="false"/>
+                <w:color w:val="1F2937"/>
+                <w:sz w:val="19"/>
+                <w:szCs w:val="19"/>
+              </w:rPr>
+              <w:t xml:space="preserve">500 FCFA</w:t>
             </w:r>
           </w:p>
         </w:tc>
@@ -289,7 +401,7 @@
       <w:tr>
         <w:tc>
           <w:tcPr>
-            <w:tcW w:type="pct" w:w="33.333333333333336%"/>
+            <w:tcW w:type="pct" w:w="20%"/>
             <w:tcBorders>
               <w:top w:val="single" w:color="E2E8F0" w:sz="2"/>
               <w:left w:val="single" w:color="E2E8F0" w:sz="2"/>
@@ -310,13 +422,13 @@
                 <w:sz w:val="19"/>
                 <w:szCs w:val="19"/>
               </w:rPr>
-              <w:t xml:space="preserve">Abonnement mensuel</w:t>
-            </w:r>
-          </w:p>
-        </w:tc>
-        <w:tc>
-          <w:tcPr>
-            <w:tcW w:type="pct" w:w="33.333333333333336%"/>
+              <w:t xml:space="preserve">Chaque mois, par élève</w:t>
+            </w:r>
+          </w:p>
+        </w:tc>
+        <w:tc>
+          <w:tcPr>
+            <w:tcW w:type="pct" w:w="20%"/>
             <w:tcBorders>
               <w:top w:val="single" w:color="E2E8F0" w:sz="2"/>
               <w:left w:val="single" w:color="E2E8F0" w:sz="2"/>
@@ -343,28 +455,82 @@
         </w:tc>
         <w:tc>
           <w:tcPr>
-            <w:tcW w:type="pct" w:w="33.333333333333336%"/>
-            <w:tcBorders>
-              <w:top w:val="single" w:color="E2E8F0" w:sz="2"/>
-              <w:left w:val="single" w:color="E2E8F0" w:sz="2"/>
-              <w:bottom w:val="single" w:color="E2E8F0" w:sz="2"/>
-              <w:right w:val="single" w:color="E2E8F0" w:sz="2"/>
-            </w:tcBorders>
-            <w:vAlign w:val="center"/>
-          </w:tcPr>
-          <w:p>
-            <w:pPr>
-              <w:jc w:val="left"/>
-            </w:pPr>
-            <w:r>
-              <w:rPr>
-                <w:b w:val="false"/>
-                <w:bCs w:val="false"/>
-                <w:color w:val="1F2937"/>
-                <w:sz w:val="19"/>
-                <w:szCs w:val="19"/>
-              </w:rPr>
-              <w:t xml:space="preserve">Chaque mois</w:t>
+            <w:tcW w:type="pct" w:w="20%"/>
+            <w:tcBorders>
+              <w:top w:val="single" w:color="E2E8F0" w:sz="2"/>
+              <w:left w:val="single" w:color="E2E8F0" w:sz="2"/>
+              <w:bottom w:val="single" w:color="E2E8F0" w:sz="2"/>
+              <w:right w:val="single" w:color="E2E8F0" w:sz="2"/>
+            </w:tcBorders>
+            <w:vAlign w:val="center"/>
+          </w:tcPr>
+          <w:p>
+            <w:pPr>
+              <w:jc w:val="left"/>
+            </w:pPr>
+            <w:r>
+              <w:rPr>
+                <w:b w:val="false"/>
+                <w:bCs w:val="false"/>
+                <w:color w:val="1F2937"/>
+                <w:sz w:val="19"/>
+                <w:szCs w:val="19"/>
+              </w:rPr>
+              <w:t xml:space="preserve">750 FCFA</w:t>
+            </w:r>
+          </w:p>
+        </w:tc>
+        <w:tc>
+          <w:tcPr>
+            <w:tcW w:type="pct" w:w="20%"/>
+            <w:tcBorders>
+              <w:top w:val="single" w:color="E2E8F0" w:sz="2"/>
+              <w:left w:val="single" w:color="E2E8F0" w:sz="2"/>
+              <w:bottom w:val="single" w:color="E2E8F0" w:sz="2"/>
+              <w:right w:val="single" w:color="E2E8F0" w:sz="2"/>
+            </w:tcBorders>
+            <w:vAlign w:val="center"/>
+          </w:tcPr>
+          <w:p>
+            <w:pPr>
+              <w:jc w:val="left"/>
+            </w:pPr>
+            <w:r>
+              <w:rPr>
+                <w:b w:val="false"/>
+                <w:bCs w:val="false"/>
+                <w:color w:val="1F2937"/>
+                <w:sz w:val="19"/>
+                <w:szCs w:val="19"/>
+              </w:rPr>
+              <w:t xml:space="preserve">500 FCFA</w:t>
+            </w:r>
+          </w:p>
+        </w:tc>
+        <w:tc>
+          <w:tcPr>
+            <w:tcW w:type="pct" w:w="20%"/>
+            <w:tcBorders>
+              <w:top w:val="single" w:color="E2E8F0" w:sz="2"/>
+              <w:left w:val="single" w:color="E2E8F0" w:sz="2"/>
+              <w:bottom w:val="single" w:color="E2E8F0" w:sz="2"/>
+              <w:right w:val="single" w:color="E2E8F0" w:sz="2"/>
+            </w:tcBorders>
+            <w:vAlign w:val="center"/>
+          </w:tcPr>
+          <w:p>
+            <w:pPr>
+              <w:jc w:val="left"/>
+            </w:pPr>
+            <w:r>
+              <w:rPr>
+                <w:b w:val="false"/>
+                <w:bCs w:val="false"/>
+                <w:color w:val="1F2937"/>
+                <w:sz w:val="19"/>
+                <w:szCs w:val="19"/>
+              </w:rPr>
+              <w:t xml:space="preserve">250 FCFA</w:t>
             </w:r>
           </w:p>
         </w:tc>
@@ -372,7 +538,7 @@
       <w:tr>
         <w:tc>
           <w:tcPr>
-            <w:tcW w:type="pct" w:w="33.333333333333336%"/>
+            <w:tcW w:type="pct" w:w="20%"/>
             <w:tcBorders>
               <w:top w:val="single" w:color="E2E8F0" w:sz="2"/>
               <w:left w:val="single" w:color="E2E8F0" w:sz="2"/>
@@ -393,96 +559,13 @@
                 <w:sz w:val="19"/>
                 <w:szCs w:val="19"/>
               </w:rPr>
-              <w:t xml:space="preserve">Abonnement trimestriel</w:t>
-            </w:r>
-          </w:p>
-        </w:tc>
-        <w:tc>
-          <w:tcPr>
-            <w:tcW w:type="pct" w:w="33.333333333333336%"/>
-            <w:tcBorders>
-              <w:top w:val="single" w:color="E2E8F0" w:sz="2"/>
-              <w:left w:val="single" w:color="E2E8F0" w:sz="2"/>
-              <w:bottom w:val="single" w:color="E2E8F0" w:sz="2"/>
-              <w:right w:val="single" w:color="E2E8F0" w:sz="2"/>
-            </w:tcBorders>
-            <w:vAlign w:val="center"/>
-          </w:tcPr>
-          <w:p>
-            <w:pPr>
-              <w:jc w:val="left"/>
-            </w:pPr>
-            <w:r>
-              <w:rPr>
-                <w:b w:val="false"/>
-                <w:bCs w:val="false"/>
-                <w:color w:val="1F2937"/>
-                <w:sz w:val="19"/>
-                <w:szCs w:val="19"/>
-              </w:rPr>
-              <w:t xml:space="preserve">4 500 FCFA</w:t>
-            </w:r>
-          </w:p>
-        </w:tc>
-        <w:tc>
-          <w:tcPr>
-            <w:tcW w:type="pct" w:w="33.333333333333336%"/>
-            <w:tcBorders>
-              <w:top w:val="single" w:color="E2E8F0" w:sz="2"/>
-              <w:left w:val="single" w:color="E2E8F0" w:sz="2"/>
-              <w:bottom w:val="single" w:color="E2E8F0" w:sz="2"/>
-              <w:right w:val="single" w:color="E2E8F0" w:sz="2"/>
-            </w:tcBorders>
-            <w:vAlign w:val="center"/>
-          </w:tcPr>
-          <w:p>
-            <w:pPr>
-              <w:jc w:val="left"/>
-            </w:pPr>
-            <w:r>
-              <w:rPr>
-                <w:b w:val="false"/>
-                <w:bCs w:val="false"/>
-                <w:color w:val="1F2937"/>
-                <w:sz w:val="19"/>
-                <w:szCs w:val="19"/>
-              </w:rPr>
-              <w:t xml:space="preserve">Tous les 3 mois</w:t>
-            </w:r>
-          </w:p>
-        </w:tc>
-      </w:tr>
-      <w:tr>
-        <w:tc>
-          <w:tcPr>
-            <w:tcW w:type="pct" w:w="33.333333333333336%"/>
-            <w:tcBorders>
-              <w:top w:val="single" w:color="E2E8F0" w:sz="2"/>
-              <w:left w:val="single" w:color="E2E8F0" w:sz="2"/>
-              <w:bottom w:val="single" w:color="E2E8F0" w:sz="2"/>
-              <w:right w:val="single" w:color="E2E8F0" w:sz="2"/>
-            </w:tcBorders>
-            <w:vAlign w:val="center"/>
-          </w:tcPr>
-          <w:p>
-            <w:pPr>
-              <w:jc w:val="left"/>
-            </w:pPr>
-            <w:r>
-              <w:rPr>
-                <w:b/>
-                <w:bCs/>
-                <w:color w:val="1F2937"/>
-                <w:sz w:val="19"/>
-                <w:szCs w:val="19"/>
-              </w:rPr>
-              <w:t xml:space="preserve">Abonnement annuel (12 mois + inscription)</w:t>
-            </w:r>
-          </w:p>
-        </w:tc>
-        <w:tc>
-          <w:tcPr>
-            <w:tcW w:type="pct" w:w="33.333333333333336%"/>
+              <w:t xml:space="preserve">Sur une année complète</w:t>
+            </w:r>
+          </w:p>
+        </w:tc>
+        <w:tc>
+          <w:tcPr>
+            <w:tcW w:type="pct" w:w="20%"/>
             <w:tcBorders>
               <w:top w:val="single" w:color="E2E8F0" w:sz="2"/>
               <w:left w:val="single" w:color="E2E8F0" w:sz="2"/>
@@ -509,28 +592,82 @@
         </w:tc>
         <w:tc>
           <w:tcPr>
-            <w:tcW w:type="pct" w:w="33.333333333333336%"/>
-            <w:tcBorders>
-              <w:top w:val="single" w:color="E2E8F0" w:sz="2"/>
-              <w:left w:val="single" w:color="E2E8F0" w:sz="2"/>
-              <w:bottom w:val="single" w:color="E2E8F0" w:sz="2"/>
-              <w:right w:val="single" w:color="E2E8F0" w:sz="2"/>
-            </w:tcBorders>
-            <w:vAlign w:val="center"/>
-          </w:tcPr>
-          <w:p>
-            <w:pPr>
-              <w:jc w:val="left"/>
-            </w:pPr>
-            <w:r>
-              <w:rPr>
-                <w:b w:val="false"/>
-                <w:bCs w:val="false"/>
-                <w:color w:val="1F2937"/>
-                <w:sz w:val="19"/>
-                <w:szCs w:val="19"/>
-              </w:rPr>
-              <w:t xml:space="preserve">À la rentrée</w:t>
+            <w:tcW w:type="pct" w:w="20%"/>
+            <w:tcBorders>
+              <w:top w:val="single" w:color="E2E8F0" w:sz="2"/>
+              <w:left w:val="single" w:color="E2E8F0" w:sz="2"/>
+              <w:bottom w:val="single" w:color="E2E8F0" w:sz="2"/>
+              <w:right w:val="single" w:color="E2E8F0" w:sz="2"/>
+            </w:tcBorders>
+            <w:vAlign w:val="center"/>
+          </w:tcPr>
+          <w:p>
+            <w:pPr>
+              <w:jc w:val="left"/>
+            </w:pPr>
+            <w:r>
+              <w:rPr>
+                <w:b w:val="false"/>
+                <w:bCs w:val="false"/>
+                <w:color w:val="1F2937"/>
+                <w:sz w:val="19"/>
+                <w:szCs w:val="19"/>
+              </w:rPr>
+              <w:t xml:space="preserve">10 000 FCFA</w:t>
+            </w:r>
+          </w:p>
+        </w:tc>
+        <w:tc>
+          <w:tcPr>
+            <w:tcW w:type="pct" w:w="20%"/>
+            <w:tcBorders>
+              <w:top w:val="single" w:color="E2E8F0" w:sz="2"/>
+              <w:left w:val="single" w:color="E2E8F0" w:sz="2"/>
+              <w:bottom w:val="single" w:color="E2E8F0" w:sz="2"/>
+              <w:right w:val="single" w:color="E2E8F0" w:sz="2"/>
+            </w:tcBorders>
+            <w:vAlign w:val="center"/>
+          </w:tcPr>
+          <w:p>
+            <w:pPr>
+              <w:jc w:val="left"/>
+            </w:pPr>
+            <w:r>
+              <w:rPr>
+                <w:b w:val="false"/>
+                <w:bCs w:val="false"/>
+                <w:color w:val="1F2937"/>
+                <w:sz w:val="19"/>
+                <w:szCs w:val="19"/>
+              </w:rPr>
+              <w:t xml:space="preserve">6 500 FCFA</w:t>
+            </w:r>
+          </w:p>
+        </w:tc>
+        <w:tc>
+          <w:tcPr>
+            <w:tcW w:type="pct" w:w="20%"/>
+            <w:tcBorders>
+              <w:top w:val="single" w:color="E2E8F0" w:sz="2"/>
+              <w:left w:val="single" w:color="E2E8F0" w:sz="2"/>
+              <w:bottom w:val="single" w:color="E2E8F0" w:sz="2"/>
+              <w:right w:val="single" w:color="E2E8F0" w:sz="2"/>
+            </w:tcBorders>
+            <w:vAlign w:val="center"/>
+          </w:tcPr>
+          <w:p>
+            <w:pPr>
+              <w:jc w:val="left"/>
+            </w:pPr>
+            <w:r>
+              <w:rPr>
+                <w:b w:val="false"/>
+                <w:bCs w:val="false"/>
+                <w:color w:val="1F2937"/>
+                <w:sz w:val="19"/>
+                <w:szCs w:val="19"/>
+              </w:rPr>
+              <w:t xml:space="preserve">3 500 FCFA</w:t>
             </w:r>
           </w:p>
         </w:tc>
@@ -560,7 +697,7 @@
           <w:sz w:val="24"/>
           <w:szCs w:val="24"/>
         </w:rPr>
-        <w:t xml:space="preserve">Simulations selon la taille de l'école</w:t>
+        <w:t xml:space="preserve">Ce que votre école reçoit (première année)</w:t>
       </w:r>
     </w:p>
     <w:tbl>
@@ -634,7 +771,7 @@
                 <w:sz w:val="19"/>
                 <w:szCs w:val="19"/>
               </w:rPr>
-              <w:t xml:space="preserve">Mise en service</w:t>
+              <w:t xml:space="preserve">Inscription</w:t>
             </w:r>
           </w:p>
         </w:tc>
@@ -662,7 +799,7 @@
                 <w:sz w:val="19"/>
                 <w:szCs w:val="19"/>
               </w:rPr>
-              <w:t xml:space="preserve">Abonnement mensuel</w:t>
+              <w:t xml:space="preserve">Revenu mensuel</w:t>
             </w:r>
           </w:p>
         </w:tc>
@@ -690,7 +827,7 @@
                 <w:sz w:val="19"/>
                 <w:szCs w:val="19"/>
               </w:rPr>
-              <w:t xml:space="preserve">Année complète</w:t>
+              <w:t xml:space="preserve">Revenu annuel</w:t>
             </w:r>
           </w:p>
         </w:tc>
@@ -746,61 +883,61 @@
                 <w:sz w:val="19"/>
                 <w:szCs w:val="19"/>
               </w:rPr>
-              <w:t xml:space="preserve">200 000 FCFA</w:t>
-            </w:r>
-          </w:p>
-        </w:tc>
-        <w:tc>
-          <w:tcPr>
-            <w:tcW w:type="pct" w:w="25%"/>
-            <w:tcBorders>
-              <w:top w:val="single" w:color="E2E8F0" w:sz="2"/>
-              <w:left w:val="single" w:color="E2E8F0" w:sz="2"/>
-              <w:bottom w:val="single" w:color="E2E8F0" w:sz="2"/>
-              <w:right w:val="single" w:color="E2E8F0" w:sz="2"/>
-            </w:tcBorders>
-            <w:vAlign w:val="center"/>
-          </w:tcPr>
-          <w:p>
-            <w:pPr>
-              <w:jc w:val="left"/>
-            </w:pPr>
-            <w:r>
-              <w:rPr>
-                <w:b w:val="false"/>
-                <w:bCs w:val="false"/>
-                <w:color w:val="1F2937"/>
-                <w:sz w:val="19"/>
-                <w:szCs w:val="19"/>
-              </w:rPr>
-              <w:t xml:space="preserve">150 000 FCFA</w:t>
-            </w:r>
-          </w:p>
-        </w:tc>
-        <w:tc>
-          <w:tcPr>
-            <w:tcW w:type="pct" w:w="25%"/>
-            <w:tcBorders>
-              <w:top w:val="single" w:color="E2E8F0" w:sz="2"/>
-              <w:left w:val="single" w:color="E2E8F0" w:sz="2"/>
-              <w:bottom w:val="single" w:color="E2E8F0" w:sz="2"/>
-              <w:right w:val="single" w:color="E2E8F0" w:sz="2"/>
-            </w:tcBorders>
-            <w:vAlign w:val="center"/>
-          </w:tcPr>
-          <w:p>
-            <w:pPr>
-              <w:jc w:val="left"/>
-            </w:pPr>
-            <w:r>
-              <w:rPr>
-                <w:b w:val="false"/>
-                <w:bCs w:val="false"/>
-                <w:color w:val="1F2937"/>
-                <w:sz w:val="19"/>
-                <w:szCs w:val="19"/>
-              </w:rPr>
-              <w:t xml:space="preserve">2 000 000 FCFA</w:t>
+              <w:t xml:space="preserve">100 000 FCFA</w:t>
+            </w:r>
+          </w:p>
+        </w:tc>
+        <w:tc>
+          <w:tcPr>
+            <w:tcW w:type="pct" w:w="25%"/>
+            <w:tcBorders>
+              <w:top w:val="single" w:color="E2E8F0" w:sz="2"/>
+              <w:left w:val="single" w:color="E2E8F0" w:sz="2"/>
+              <w:bottom w:val="single" w:color="E2E8F0" w:sz="2"/>
+              <w:right w:val="single" w:color="E2E8F0" w:sz="2"/>
+            </w:tcBorders>
+            <w:vAlign w:val="center"/>
+          </w:tcPr>
+          <w:p>
+            <w:pPr>
+              <w:jc w:val="left"/>
+            </w:pPr>
+            <w:r>
+              <w:rPr>
+                <w:b w:val="false"/>
+                <w:bCs w:val="false"/>
+                <w:color w:val="1F2937"/>
+                <w:sz w:val="19"/>
+                <w:szCs w:val="19"/>
+              </w:rPr>
+              <w:t xml:space="preserve">75 000 FCFA</w:t>
+            </w:r>
+          </w:p>
+        </w:tc>
+        <w:tc>
+          <w:tcPr>
+            <w:tcW w:type="pct" w:w="25%"/>
+            <w:tcBorders>
+              <w:top w:val="single" w:color="E2E8F0" w:sz="2"/>
+              <w:left w:val="single" w:color="E2E8F0" w:sz="2"/>
+              <w:bottom w:val="single" w:color="E2E8F0" w:sz="2"/>
+              <w:right w:val="single" w:color="E2E8F0" w:sz="2"/>
+            </w:tcBorders>
+            <w:vAlign w:val="center"/>
+          </w:tcPr>
+          <w:p>
+            <w:pPr>
+              <w:jc w:val="left"/>
+            </w:pPr>
+            <w:r>
+              <w:rPr>
+                <w:b w:val="false"/>
+                <w:bCs w:val="false"/>
+                <w:color w:val="1F2937"/>
+                <w:sz w:val="19"/>
+                <w:szCs w:val="19"/>
+              </w:rPr>
+              <w:t xml:space="preserve">1 000 000 FCFA</w:t>
             </w:r>
           </w:p>
         </w:tc>
@@ -856,61 +993,61 @@
                 <w:sz w:val="19"/>
                 <w:szCs w:val="19"/>
               </w:rPr>
-              <w:t xml:space="preserve">300 000 FCFA</w:t>
-            </w:r>
-          </w:p>
-        </w:tc>
-        <w:tc>
-          <w:tcPr>
-            <w:tcW w:type="pct" w:w="25%"/>
-            <w:tcBorders>
-              <w:top w:val="single" w:color="E2E8F0" w:sz="2"/>
-              <w:left w:val="single" w:color="E2E8F0" w:sz="2"/>
-              <w:bottom w:val="single" w:color="E2E8F0" w:sz="2"/>
-              <w:right w:val="single" w:color="E2E8F0" w:sz="2"/>
-            </w:tcBorders>
-            <w:vAlign w:val="center"/>
-          </w:tcPr>
-          <w:p>
-            <w:pPr>
-              <w:jc w:val="left"/>
-            </w:pPr>
-            <w:r>
-              <w:rPr>
-                <w:b w:val="false"/>
-                <w:bCs w:val="false"/>
-                <w:color w:val="1F2937"/>
-                <w:sz w:val="19"/>
-                <w:szCs w:val="19"/>
-              </w:rPr>
-              <w:t xml:space="preserve">225 000 FCFA</w:t>
-            </w:r>
-          </w:p>
-        </w:tc>
-        <w:tc>
-          <w:tcPr>
-            <w:tcW w:type="pct" w:w="25%"/>
-            <w:tcBorders>
-              <w:top w:val="single" w:color="E2E8F0" w:sz="2"/>
-              <w:left w:val="single" w:color="E2E8F0" w:sz="2"/>
-              <w:bottom w:val="single" w:color="E2E8F0" w:sz="2"/>
-              <w:right w:val="single" w:color="E2E8F0" w:sz="2"/>
-            </w:tcBorders>
-            <w:vAlign w:val="center"/>
-          </w:tcPr>
-          <w:p>
-            <w:pPr>
-              <w:jc w:val="left"/>
-            </w:pPr>
-            <w:r>
-              <w:rPr>
-                <w:b w:val="false"/>
-                <w:bCs w:val="false"/>
-                <w:color w:val="1F2937"/>
-                <w:sz w:val="19"/>
-                <w:szCs w:val="19"/>
-              </w:rPr>
-              <w:t xml:space="preserve">3 000 000 FCFA</w:t>
+              <w:t xml:space="preserve">150 000 FCFA</w:t>
+            </w:r>
+          </w:p>
+        </w:tc>
+        <w:tc>
+          <w:tcPr>
+            <w:tcW w:type="pct" w:w="25%"/>
+            <w:tcBorders>
+              <w:top w:val="single" w:color="E2E8F0" w:sz="2"/>
+              <w:left w:val="single" w:color="E2E8F0" w:sz="2"/>
+              <w:bottom w:val="single" w:color="E2E8F0" w:sz="2"/>
+              <w:right w:val="single" w:color="E2E8F0" w:sz="2"/>
+            </w:tcBorders>
+            <w:vAlign w:val="center"/>
+          </w:tcPr>
+          <w:p>
+            <w:pPr>
+              <w:jc w:val="left"/>
+            </w:pPr>
+            <w:r>
+              <w:rPr>
+                <w:b w:val="false"/>
+                <w:bCs w:val="false"/>
+                <w:color w:val="1F2937"/>
+                <w:sz w:val="19"/>
+                <w:szCs w:val="19"/>
+              </w:rPr>
+              <w:t xml:space="preserve">112 500 FCFA</w:t>
+            </w:r>
+          </w:p>
+        </w:tc>
+        <w:tc>
+          <w:tcPr>
+            <w:tcW w:type="pct" w:w="25%"/>
+            <w:tcBorders>
+              <w:top w:val="single" w:color="E2E8F0" w:sz="2"/>
+              <w:left w:val="single" w:color="E2E8F0" w:sz="2"/>
+              <w:bottom w:val="single" w:color="E2E8F0" w:sz="2"/>
+              <w:right w:val="single" w:color="E2E8F0" w:sz="2"/>
+            </w:tcBorders>
+            <w:vAlign w:val="center"/>
+          </w:tcPr>
+          <w:p>
+            <w:pPr>
+              <w:jc w:val="left"/>
+            </w:pPr>
+            <w:r>
+              <w:rPr>
+                <w:b w:val="false"/>
+                <w:bCs w:val="false"/>
+                <w:color w:val="1F2937"/>
+                <w:sz w:val="19"/>
+                <w:szCs w:val="19"/>
+              </w:rPr>
+              <w:t xml:space="preserve">1 500 000 FCFA</w:t>
             </w:r>
           </w:p>
         </w:tc>
@@ -966,61 +1103,61 @@
                 <w:sz w:val="19"/>
                 <w:szCs w:val="19"/>
               </w:rPr>
-              <w:t xml:space="preserve">400 000 FCFA</w:t>
-            </w:r>
-          </w:p>
-        </w:tc>
-        <w:tc>
-          <w:tcPr>
-            <w:tcW w:type="pct" w:w="25%"/>
-            <w:tcBorders>
-              <w:top w:val="single" w:color="E2E8F0" w:sz="2"/>
-              <w:left w:val="single" w:color="E2E8F0" w:sz="2"/>
-              <w:bottom w:val="single" w:color="E2E8F0" w:sz="2"/>
-              <w:right w:val="single" w:color="E2E8F0" w:sz="2"/>
-            </w:tcBorders>
-            <w:vAlign w:val="center"/>
-          </w:tcPr>
-          <w:p>
-            <w:pPr>
-              <w:jc w:val="left"/>
-            </w:pPr>
-            <w:r>
-              <w:rPr>
-                <w:b w:val="false"/>
-                <w:bCs w:val="false"/>
-                <w:color w:val="1F2937"/>
-                <w:sz w:val="19"/>
-                <w:szCs w:val="19"/>
-              </w:rPr>
-              <w:t xml:space="preserve">300 000 FCFA</w:t>
-            </w:r>
-          </w:p>
-        </w:tc>
-        <w:tc>
-          <w:tcPr>
-            <w:tcW w:type="pct" w:w="25%"/>
-            <w:tcBorders>
-              <w:top w:val="single" w:color="E2E8F0" w:sz="2"/>
-              <w:left w:val="single" w:color="E2E8F0" w:sz="2"/>
-              <w:bottom w:val="single" w:color="E2E8F0" w:sz="2"/>
-              <w:right w:val="single" w:color="E2E8F0" w:sz="2"/>
-            </w:tcBorders>
-            <w:vAlign w:val="center"/>
-          </w:tcPr>
-          <w:p>
-            <w:pPr>
-              <w:jc w:val="left"/>
-            </w:pPr>
-            <w:r>
-              <w:rPr>
-                <w:b w:val="false"/>
-                <w:bCs w:val="false"/>
-                <w:color w:val="1F2937"/>
-                <w:sz w:val="19"/>
-                <w:szCs w:val="19"/>
-              </w:rPr>
-              <w:t xml:space="preserve">4 000 000 FCFA</w:t>
+              <w:t xml:space="preserve">200 000 FCFA</w:t>
+            </w:r>
+          </w:p>
+        </w:tc>
+        <w:tc>
+          <w:tcPr>
+            <w:tcW w:type="pct" w:w="25%"/>
+            <w:tcBorders>
+              <w:top w:val="single" w:color="E2E8F0" w:sz="2"/>
+              <w:left w:val="single" w:color="E2E8F0" w:sz="2"/>
+              <w:bottom w:val="single" w:color="E2E8F0" w:sz="2"/>
+              <w:right w:val="single" w:color="E2E8F0" w:sz="2"/>
+            </w:tcBorders>
+            <w:vAlign w:val="center"/>
+          </w:tcPr>
+          <w:p>
+            <w:pPr>
+              <w:jc w:val="left"/>
+            </w:pPr>
+            <w:r>
+              <w:rPr>
+                <w:b w:val="false"/>
+                <w:bCs w:val="false"/>
+                <w:color w:val="1F2937"/>
+                <w:sz w:val="19"/>
+                <w:szCs w:val="19"/>
+              </w:rPr>
+              <w:t xml:space="preserve">150 000 FCFA</w:t>
+            </w:r>
+          </w:p>
+        </w:tc>
+        <w:tc>
+          <w:tcPr>
+            <w:tcW w:type="pct" w:w="25%"/>
+            <w:tcBorders>
+              <w:top w:val="single" w:color="E2E8F0" w:sz="2"/>
+              <w:left w:val="single" w:color="E2E8F0" w:sz="2"/>
+              <w:bottom w:val="single" w:color="E2E8F0" w:sz="2"/>
+              <w:right w:val="single" w:color="E2E8F0" w:sz="2"/>
+            </w:tcBorders>
+            <w:vAlign w:val="center"/>
+          </w:tcPr>
+          <w:p>
+            <w:pPr>
+              <w:jc w:val="left"/>
+            </w:pPr>
+            <w:r>
+              <w:rPr>
+                <w:b w:val="false"/>
+                <w:bCs w:val="false"/>
+                <w:color w:val="1F2937"/>
+                <w:sz w:val="19"/>
+                <w:szCs w:val="19"/>
+              </w:rPr>
+              <w:t xml:space="preserve">2 000 000 FCFA</w:t>
             </w:r>
           </w:p>
         </w:tc>
@@ -1076,61 +1213,61 @@
                 <w:sz w:val="19"/>
                 <w:szCs w:val="19"/>
               </w:rPr>
-              <w:t xml:space="preserve">600 000 FCFA</w:t>
-            </w:r>
-          </w:p>
-        </w:tc>
-        <w:tc>
-          <w:tcPr>
-            <w:tcW w:type="pct" w:w="25%"/>
-            <w:tcBorders>
-              <w:top w:val="single" w:color="E2E8F0" w:sz="2"/>
-              <w:left w:val="single" w:color="E2E8F0" w:sz="2"/>
-              <w:bottom w:val="single" w:color="E2E8F0" w:sz="2"/>
-              <w:right w:val="single" w:color="E2E8F0" w:sz="2"/>
-            </w:tcBorders>
-            <w:vAlign w:val="center"/>
-          </w:tcPr>
-          <w:p>
-            <w:pPr>
-              <w:jc w:val="left"/>
-            </w:pPr>
-            <w:r>
-              <w:rPr>
-                <w:b w:val="false"/>
-                <w:bCs w:val="false"/>
-                <w:color w:val="1F2937"/>
-                <w:sz w:val="19"/>
-                <w:szCs w:val="19"/>
-              </w:rPr>
-              <w:t xml:space="preserve">450 000 FCFA</w:t>
-            </w:r>
-          </w:p>
-        </w:tc>
-        <w:tc>
-          <w:tcPr>
-            <w:tcW w:type="pct" w:w="25%"/>
-            <w:tcBorders>
-              <w:top w:val="single" w:color="E2E8F0" w:sz="2"/>
-              <w:left w:val="single" w:color="E2E8F0" w:sz="2"/>
-              <w:bottom w:val="single" w:color="E2E8F0" w:sz="2"/>
-              <w:right w:val="single" w:color="E2E8F0" w:sz="2"/>
-            </w:tcBorders>
-            <w:vAlign w:val="center"/>
-          </w:tcPr>
-          <w:p>
-            <w:pPr>
-              <w:jc w:val="left"/>
-            </w:pPr>
-            <w:r>
-              <w:rPr>
-                <w:b w:val="false"/>
-                <w:bCs w:val="false"/>
-                <w:color w:val="1F2937"/>
-                <w:sz w:val="19"/>
-                <w:szCs w:val="19"/>
-              </w:rPr>
-              <w:t xml:space="preserve">6 000 000 FCFA</w:t>
+              <w:t xml:space="preserve">300 000 FCFA</w:t>
+            </w:r>
+          </w:p>
+        </w:tc>
+        <w:tc>
+          <w:tcPr>
+            <w:tcW w:type="pct" w:w="25%"/>
+            <w:tcBorders>
+              <w:top w:val="single" w:color="E2E8F0" w:sz="2"/>
+              <w:left w:val="single" w:color="E2E8F0" w:sz="2"/>
+              <w:bottom w:val="single" w:color="E2E8F0" w:sz="2"/>
+              <w:right w:val="single" w:color="E2E8F0" w:sz="2"/>
+            </w:tcBorders>
+            <w:vAlign w:val="center"/>
+          </w:tcPr>
+          <w:p>
+            <w:pPr>
+              <w:jc w:val="left"/>
+            </w:pPr>
+            <w:r>
+              <w:rPr>
+                <w:b w:val="false"/>
+                <w:bCs w:val="false"/>
+                <w:color w:val="1F2937"/>
+                <w:sz w:val="19"/>
+                <w:szCs w:val="19"/>
+              </w:rPr>
+              <w:t xml:space="preserve">225 000 FCFA</w:t>
+            </w:r>
+          </w:p>
+        </w:tc>
+        <w:tc>
+          <w:tcPr>
+            <w:tcW w:type="pct" w:w="25%"/>
+            <w:tcBorders>
+              <w:top w:val="single" w:color="E2E8F0" w:sz="2"/>
+              <w:left w:val="single" w:color="E2E8F0" w:sz="2"/>
+              <w:bottom w:val="single" w:color="E2E8F0" w:sz="2"/>
+              <w:right w:val="single" w:color="E2E8F0" w:sz="2"/>
+            </w:tcBorders>
+            <w:vAlign w:val="center"/>
+          </w:tcPr>
+          <w:p>
+            <w:pPr>
+              <w:jc w:val="left"/>
+            </w:pPr>
+            <w:r>
+              <w:rPr>
+                <w:b w:val="false"/>
+                <w:bCs w:val="false"/>
+                <w:color w:val="1F2937"/>
+                <w:sz w:val="19"/>
+                <w:szCs w:val="19"/>
+              </w:rPr>
+              <w:t xml:space="preserve">3 000 000 FCFA</w:t>
             </w:r>
           </w:p>
         </w:tc>
@@ -1186,61 +1323,61 @@
                 <w:sz w:val="19"/>
                 <w:szCs w:val="19"/>
               </w:rPr>
-              <w:t xml:space="preserve">1 000 000 FCFA</w:t>
-            </w:r>
-          </w:p>
-        </w:tc>
-        <w:tc>
-          <w:tcPr>
-            <w:tcW w:type="pct" w:w="25%"/>
-            <w:tcBorders>
-              <w:top w:val="single" w:color="E2E8F0" w:sz="2"/>
-              <w:left w:val="single" w:color="E2E8F0" w:sz="2"/>
-              <w:bottom w:val="single" w:color="E2E8F0" w:sz="2"/>
-              <w:right w:val="single" w:color="E2E8F0" w:sz="2"/>
-            </w:tcBorders>
-            <w:vAlign w:val="center"/>
-          </w:tcPr>
-          <w:p>
-            <w:pPr>
-              <w:jc w:val="left"/>
-            </w:pPr>
-            <w:r>
-              <w:rPr>
-                <w:b w:val="false"/>
-                <w:bCs w:val="false"/>
-                <w:color w:val="1F2937"/>
-                <w:sz w:val="19"/>
-                <w:szCs w:val="19"/>
-              </w:rPr>
-              <w:t xml:space="preserve">750 000 FCFA</w:t>
-            </w:r>
-          </w:p>
-        </w:tc>
-        <w:tc>
-          <w:tcPr>
-            <w:tcW w:type="pct" w:w="25%"/>
-            <w:tcBorders>
-              <w:top w:val="single" w:color="E2E8F0" w:sz="2"/>
-              <w:left w:val="single" w:color="E2E8F0" w:sz="2"/>
-              <w:bottom w:val="single" w:color="E2E8F0" w:sz="2"/>
-              <w:right w:val="single" w:color="E2E8F0" w:sz="2"/>
-            </w:tcBorders>
-            <w:vAlign w:val="center"/>
-          </w:tcPr>
-          <w:p>
-            <w:pPr>
-              <w:jc w:val="left"/>
-            </w:pPr>
-            <w:r>
-              <w:rPr>
-                <w:b w:val="false"/>
-                <w:bCs w:val="false"/>
-                <w:color w:val="1F2937"/>
-                <w:sz w:val="19"/>
-                <w:szCs w:val="19"/>
-              </w:rPr>
-              <w:t xml:space="preserve">10 000 000 FCFA</w:t>
+              <w:t xml:space="preserve">500 000 FCFA</w:t>
+            </w:r>
+          </w:p>
+        </w:tc>
+        <w:tc>
+          <w:tcPr>
+            <w:tcW w:type="pct" w:w="25%"/>
+            <w:tcBorders>
+              <w:top w:val="single" w:color="E2E8F0" w:sz="2"/>
+              <w:left w:val="single" w:color="E2E8F0" w:sz="2"/>
+              <w:bottom w:val="single" w:color="E2E8F0" w:sz="2"/>
+              <w:right w:val="single" w:color="E2E8F0" w:sz="2"/>
+            </w:tcBorders>
+            <w:vAlign w:val="center"/>
+          </w:tcPr>
+          <w:p>
+            <w:pPr>
+              <w:jc w:val="left"/>
+            </w:pPr>
+            <w:r>
+              <w:rPr>
+                <w:b w:val="false"/>
+                <w:bCs w:val="false"/>
+                <w:color w:val="1F2937"/>
+                <w:sz w:val="19"/>
+                <w:szCs w:val="19"/>
+              </w:rPr>
+              <w:t xml:space="preserve">375 000 FCFA</w:t>
+            </w:r>
+          </w:p>
+        </w:tc>
+        <w:tc>
+          <w:tcPr>
+            <w:tcW w:type="pct" w:w="25%"/>
+            <w:tcBorders>
+              <w:top w:val="single" w:color="E2E8F0" w:sz="2"/>
+              <w:left w:val="single" w:color="E2E8F0" w:sz="2"/>
+              <w:bottom w:val="single" w:color="E2E8F0" w:sz="2"/>
+              <w:right w:val="single" w:color="E2E8F0" w:sz="2"/>
+            </w:tcBorders>
+            <w:vAlign w:val="center"/>
+          </w:tcPr>
+          <w:p>
+            <w:pPr>
+              <w:jc w:val="left"/>
+            </w:pPr>
+            <w:r>
+              <w:rPr>
+                <w:b w:val="false"/>
+                <w:bCs w:val="false"/>
+                <w:color w:val="1F2937"/>
+                <w:sz w:val="19"/>
+                <w:szCs w:val="19"/>
+              </w:rPr>
+              <w:t xml:space="preserve">5 000 000 FCFA</w:t>
             </w:r>
           </w:p>
         </w:tc>
@@ -1270,7 +1407,7 @@
           <w:sz w:val="24"/>
           <w:szCs w:val="24"/>
         </w:rPr>
-        <w:t xml:space="preserve">Tout est inclus dans l'abonnement</w:t>
+        <w:t xml:space="preserve">Tout est inclus dans le service</w:t>
       </w:r>
     </w:p>
     <w:p>
@@ -1339,34 +1476,6 @@
           <w:sz w:val="24"/>
           <w:szCs w:val="24"/>
         </w:rPr>
-        <w:t xml:space="preserve">Établissements pilotes</w:t>
-      </w:r>
-    </w:p>
-    <w:p>
-      <w:pPr>
-        <w:spacing w:after="140"/>
-      </w:pPr>
-      <w:r>
-        <w:rPr>
-          <w:color w:val="374151"/>
-          <w:sz w:val="21"/>
-          <w:szCs w:val="21"/>
-        </w:rPr>
-        <w:t xml:space="preserve">2 à 3 établissements bénéficient d'une période pilote (1 à 3 mois) gratuite ou à tarif réduit, en échange de leurs retours d'expérience et d'un témoignage. Places limitées.</w:t>
-      </w:r>
-    </w:p>
-    <w:p>
-      <w:pPr>
-        <w:spacing w:after="100" w:before="320"/>
-      </w:pPr>
-      <w:r>
-        <w:rPr>
-          <w:b/>
-          <w:bCs/>
-          <w:color w:val="F97316"/>
-          <w:sz w:val="24"/>
-          <w:szCs w:val="24"/>
-        </w:rPr>
         <w:t xml:space="preserve">Comment ça se passe</w:t>
       </w:r>
     </w:p>
@@ -1436,7 +1545,7 @@
           <w:sz w:val="21"/>
           <w:szCs w:val="21"/>
         </w:rPr>
-        <w:t xml:space="preserve">Vous démarrez à la rentrée, avec la formation offerte.</w:t>
+        <w:t xml:space="preserve">Vous démarrez à la rentrée : les parents paient via la plateforme et votre école reçoit sa part.</w:t>
       </w:r>
     </w:p>
     <w:sectPr>
